--- a/docs/study plan.docx
+++ b/docs/study plan.docx
@@ -27873,6 +27873,68 @@
       </w:pPr>
     </w:p>
     <w:p/>
+    <w:p>
+      <w:r>
+        <w:rPr>
+          <w:rFonts w:hint="eastAsia"/>
+        </w:rPr>
+        <w:lastRenderedPageBreak/>
+        <w:t>现在是</w:t>
+      </w:r>
+      <w:r>
+        <w:rPr>
+          <w:rFonts w:hint="eastAsia"/>
+        </w:rPr>
+        <w:t xml:space="preserve">report </w:t>
+      </w:r>
+      <w:r>
+        <w:rPr>
+          <w:rFonts w:hint="eastAsia"/>
+        </w:rPr>
+        <w:t>的功能，</w:t>
+      </w:r>
+      <w:r>
+        <w:rPr>
+          <w:rFonts w:hint="eastAsia"/>
+        </w:rPr>
+        <w:t>report</w:t>
+      </w:r>
+      <w:r>
+        <w:rPr>
+          <w:rFonts w:hint="eastAsia"/>
+        </w:rPr>
+        <w:t>可以先按</w:t>
+      </w:r>
+      <w:proofErr w:type="spellStart"/>
+      <w:r>
+        <w:rPr>
+          <w:rFonts w:hint="eastAsia"/>
+        </w:rPr>
+        <w:t>programme</w:t>
+      </w:r>
+      <w:proofErr w:type="spellEnd"/>
+      <w:r>
+        <w:rPr>
+          <w:rFonts w:hint="eastAsia"/>
+        </w:rPr>
+        <w:t xml:space="preserve"> </w:t>
+      </w:r>
+      <w:r>
+        <w:rPr>
+          <w:rFonts w:hint="eastAsia"/>
+        </w:rPr>
+        <w:t>筛选，</w:t>
+      </w:r>
+    </w:p>
+    <w:p/>
+    <w:p/>
+    <w:p>
+      <w:pPr>
+        <w:rPr>
+          <w:rFonts w:hint="eastAsia"/>
+        </w:rPr>
+      </w:pPr>
+    </w:p>
     <w:sectPr>
       <w:pgSz w:w="12240" w:h="15840"/>
       <w:pgMar w:top="1440" w:right="1800" w:bottom="1440" w:left="1800" w:header="708" w:footer="708" w:gutter="0"/>
